--- a/mon/sinh_hoc/khbd/lop10/KHBD_SINH10_Bai2_PhuongPhapNghienCuuVaHocTapMonSinhHoc_T3-4.docx
+++ b/mon/sinh_hoc/khbd/lop10/KHBD_SINH10_Bai2_PhuongPhapNghienCuuVaHocTapMonSinhHoc_T3-4.docx
@@ -47,7 +47,7 @@
                 <w:sz w:val="24"/>
                 <w:lang w:val="en-US"/>
               </w:rPr>
-              <w:t xml:space="preserve">Ngày </w:t>
+              <w:t>Ngày …… tháng …… năm ……</w:t>
             </w:r>
             <w:r>
               <w:rPr>
@@ -57,7 +57,6 @@
                 <w:sz w:val="24"/>
                 <w:lang w:val="en-US"/>
               </w:rPr>
-              <w:t>06</w:t>
             </w:r>
             <w:r>
               <w:rPr>
@@ -67,7 +66,6 @@
                 <w:sz w:val="24"/>
                 <w:lang w:val="en-US"/>
               </w:rPr>
-              <w:t xml:space="preserve"> tháng </w:t>
             </w:r>
             <w:r>
               <w:rPr>
@@ -77,7 +75,6 @@
                 <w:sz w:val="24"/>
                 <w:lang w:val="en-US"/>
               </w:rPr>
-              <w:t>9</w:t>
             </w:r>
             <w:r>
               <w:rPr>
@@ -87,7 +84,6 @@
                 <w:sz w:val="24"/>
                 <w:lang w:val="en-US"/>
               </w:rPr>
-              <w:t xml:space="preserve"> năm 2026</w:t>
             </w:r>
           </w:p>
         </w:tc>
@@ -113,7 +109,7 @@
                 <w:sz w:val="24"/>
                 <w:lang w:val="en-US"/>
               </w:rPr>
-              <w:t xml:space="preserve">Họ và tên giáo viên: </w:t>
+              <w:t>Họ và tên giáo viên: ……………………………</w:t>
             </w:r>
             <w:r>
               <w:rPr>
@@ -123,7 +119,6 @@
                 <w:sz w:val="24"/>
                 <w:lang w:val="en-US"/>
               </w:rPr>
-              <w:t>Trần</w:t>
             </w:r>
             <w:r>
               <w:rPr>
@@ -133,7 +128,6 @@
                 <w:sz w:val="24"/>
                 <w:lang w:val="vi-VN"/>
               </w:rPr>
-              <w:t xml:space="preserve"> Đình Trung </w:t>
             </w:r>
           </w:p>
           <w:p>
@@ -26528,7 +26522,73 @@
         </w:rPr>
       </w:pPr>
     </w:p>
+    <w:p>
+      <w:pPr>
+        <w:jc w:val="center"/>
+      </w:pPr>
+      <w:r>
+        <w:rPr>
+          <w:b/>
+        </w:rPr>
+        <w:t>CỦNG CỐ CUỐI BÀI – SƠ ĐỒ TƯ DUY</w:t>
+      </w:r>
+    </w:p>
+    <w:p>
+      <w:pPr>
+        <w:jc w:val="center"/>
+      </w:pPr>
+      <w:r>
+        <w:drawing>
+          <wp:inline xmlns:a="http://schemas.openxmlformats.org/drawingml/2006/main" xmlns:pic="http://schemas.openxmlformats.org/drawingml/2006/picture">
+            <wp:extent cx="5940000" cy="3335425"/>
+            <wp:docPr id="314212" name="Picture 314212"/>
+            <wp:cNvGraphicFramePr>
+              <a:graphicFrameLocks noChangeAspect="1"/>
+            </wp:cNvGraphicFramePr>
+            <a:graphic>
+              <a:graphicData uri="http://schemas.openxmlformats.org/drawingml/2006/picture">
+                <pic:pic>
+                  <pic:nvPicPr>
+                    <pic:cNvPr id="0" name="image.png"/>
+                    <pic:cNvPicPr/>
+                  </pic:nvPicPr>
+                  <pic:blipFill>
+                    <a:blip r:embed="rId24"/>
+                    <a:stretch>
+                      <a:fillRect/>
+                    </a:stretch>
+                  </pic:blipFill>
+                  <pic:spPr>
+                    <a:xfrm>
+                      <a:off x="0" y="0"/>
+                      <a:ext cx="5940000" cy="3335425"/>
+                    </a:xfrm>
+                    <a:prstGeom prst="rect"/>
+                  </pic:spPr>
+                </pic:pic>
+              </a:graphicData>
+            </a:graphic>
+          </wp:inline>
+        </w:drawing>
+      </w:r>
+    </w:p>
+    <w:p>
+      <w:pPr>
+        <w:jc w:val="center"/>
+      </w:pPr>
+      <w:r>
+        <w:rPr>
+          <w:i/>
+          <w:sz w:val="20"/>
+        </w:rPr>
+        <w:t>Sơ đồ tư duy – Phương pháp nghiên cứu và học tập môn Sinh học (TTT biên soạn theo SGK)</w:t>
+      </w:r>
+    </w:p>
     <w:sectPr>
+      <w:headerReference w:type="default" r:id="rId20"/>
+      <w:footerReference w:type="default" r:id="rId21"/>
+      <w:headerReference w:type="first" r:id="rId22"/>
+      <w:footerReference w:type="first" r:id="rId23"/>
       <w:pgSz w:w="11909" w:h="16834" w:code="9"/>
       <w:pgMar w:top="907" w:right="851" w:bottom="907" w:left="1418" w:header="720" w:footer="720" w:gutter="0"/>
       <w:cols w:space="720"/>
@@ -26557,6 +26617,26 @@
 </w:endnotes>
 </file>
 
+<file path=word/footer1.xml><?xml version="1.0" encoding="utf-8"?>
+<w:ftr xmlns:m="http://schemas.openxmlformats.org/officeDocument/2006/math" xmlns:mc="http://schemas.openxmlformats.org/markup-compatibility/2006" xmlns:mo="http://schemas.microsoft.com/office/mac/office/2008/main" xmlns:mv="urn:schemas-microsoft-com:mac:vml" xmlns:o="urn:schemas-microsoft-com:office:office" xmlns:r="http://schemas.openxmlformats.org/officeDocument/2006/relationships" xmlns:v="urn:schemas-microsoft-com:vml" xmlns:w10="urn:schemas-microsoft-com:office:word" xmlns:w14="http://schemas.microsoft.com/office/word/2010/wordml" xmlns:w="http://schemas.openxmlformats.org/wordprocessingml/2006/main" xmlns:wne="http://schemas.microsoft.com/office/word/2006/wordml" xmlns:wp14="http://schemas.microsoft.com/office/word/2010/wordprocessingDrawing" xmlns:wp="http://schemas.openxmlformats.org/drawingml/2006/wordprocessingDrawing" xmlns:wpc="http://schemas.microsoft.com/office/word/2010/wordprocessingCanvas" xmlns:wpg="http://schemas.microsoft.com/office/word/2010/wordprocessingGroup" xmlns:wpi="http://schemas.microsoft.com/office/word/2010/wordprocessingInk" xmlns:wps="http://schemas.microsoft.com/office/word/2010/wordprocessingShape" mc:Ignorable="w14 wp14">
+  <w:p>
+    <w:pPr>
+      <w:pStyle w:val="Footer"/>
+    </w:pPr>
+  </w:p>
+</w:ftr>
+</file>
+
+<file path=word/footer2.xml><?xml version="1.0" encoding="utf-8"?>
+<w:ftr xmlns:m="http://schemas.openxmlformats.org/officeDocument/2006/math" xmlns:mc="http://schemas.openxmlformats.org/markup-compatibility/2006" xmlns:mo="http://schemas.microsoft.com/office/mac/office/2008/main" xmlns:mv="urn:schemas-microsoft-com:mac:vml" xmlns:o="urn:schemas-microsoft-com:office:office" xmlns:r="http://schemas.openxmlformats.org/officeDocument/2006/relationships" xmlns:v="urn:schemas-microsoft-com:vml" xmlns:w10="urn:schemas-microsoft-com:office:word" xmlns:w14="http://schemas.microsoft.com/office/word/2010/wordml" xmlns:w="http://schemas.openxmlformats.org/wordprocessingml/2006/main" xmlns:wne="http://schemas.microsoft.com/office/word/2006/wordml" xmlns:wp14="http://schemas.microsoft.com/office/word/2010/wordprocessingDrawing" xmlns:wp="http://schemas.openxmlformats.org/drawingml/2006/wordprocessingDrawing" xmlns:wpc="http://schemas.microsoft.com/office/word/2010/wordprocessingCanvas" xmlns:wpg="http://schemas.microsoft.com/office/word/2010/wordprocessingGroup" xmlns:wpi="http://schemas.microsoft.com/office/word/2010/wordprocessingInk" xmlns:wps="http://schemas.microsoft.com/office/word/2010/wordprocessingShape" mc:Ignorable="w14 wp14">
+  <w:p>
+    <w:pPr>
+      <w:pStyle w:val="Footer"/>
+    </w:pPr>
+  </w:p>
+</w:ftr>
+</file>
+
 <file path=word/footnotes.xml><?xml version="1.0" encoding="utf-8"?>
 <w:footnotes xmlns:wpc="http://schemas.microsoft.com/office/word/2010/wordprocessingCanvas" xmlns:cx="http://schemas.microsoft.com/office/drawing/2014/chartex" xmlns:cx1="http://schemas.microsoft.com/office/drawing/2015/9/8/chartex" xmlns:cx2="http://schemas.microsoft.com/office/drawing/2015/10/21/chartex" xmlns:cx3="http://schemas.microsoft.com/office/drawing/2016/5/9/chartex" xmlns:cx4="http://schemas.microsoft.com/office/drawing/2016/5/10/chartex" xmlns:cx5="http://schemas.microsoft.com/office/drawing/2016/5/11/chartex" xmlns:cx6="http://schemas.microsoft.com/office/drawing/2016/5/12/chartex" xmlns:cx7="http://schemas.microsoft.com/office/drawing/2016/5/13/chartex" xmlns:cx8="http://schemas.microsoft.com/office/drawing/2016/5/14/chartex" xmlns:mc="http://schemas.openxmlformats.org/markup-compatibility/2006" xmlns:aink="http://schemas.microsoft.com/office/drawing/2016/ink" xmlns:am3d="http://schemas.microsoft.com/office/drawing/2017/model3d" xmlns:o="urn:schemas-microsoft-com:office:office" xmlns:oel="http://schemas.microsoft.com/office/2019/extlst" xmlns:r="http://schemas.openxmlformats.org/officeDocument/2006/relationships" xmlns:m="http://schemas.openxmlformats.org/officeDocument/2006/math" xmlns:v="urn:schemas-microsoft-com:vml" xmlns:wp14="http://schemas.microsoft.com/office/word/2010/wordprocessingDrawing" xmlns:wp="http://schemas.openxmlformats.org/drawingml/2006/wordprocessingDrawing" xmlns:w10="urn:schemas-microsoft-com:office:word" xmlns:w="http://schemas.openxmlformats.org/wordprocessingml/2006/main" xmlns:w14="http://schemas.microsoft.com/office/word/2010/wordml" xmlns:w15="http://schemas.microsoft.com/office/word/2012/wordml" xmlns:w16cex="http://schemas.microsoft.com/office/word/2018/wordml/cex" xmlns:w16cid="http://schemas.microsoft.com/office/word/2016/wordml/cid" xmlns:w16="http://schemas.microsoft.com/office/word/2018/wordml" xmlns:w16du="http://schemas.microsoft.com/office/word/2023/wordml/word16du" xmlns:w16sdtdh="http://schemas.microsoft.com/office/word/2020/wordml/sdtdatahash" xmlns:w16sdtfl="http://schemas.microsoft.com/office/word/2024/wordml/sdtformatlock" xmlns:w16se="http://schemas.microsoft.com/office/word/2015/wordml/symex" xmlns:wpg="http://schemas.microsoft.com/office/word/2010/wordprocessingGroup" xmlns:wpi="http://schemas.microsoft.com/office/word/2010/wordprocessingInk" xmlns:wne="http://schemas.microsoft.com/office/word/2006/wordml" xmlns:wps="http://schemas.microsoft.com/office/word/2010/wordprocessingShape" mc:Ignorable="w14 w15 w16se w16cid w16 w16cex w16sdtdh w16sdtfl w16du wp14">
   <w:footnote w:type="separator" w:id="-1">
@@ -26574,6 +26654,26 @@
     </w:p>
   </w:footnote>
 </w:footnotes>
+</file>
+
+<file path=word/header1.xml><?xml version="1.0" encoding="utf-8"?>
+<w:hdr xmlns:m="http://schemas.openxmlformats.org/officeDocument/2006/math" xmlns:mc="http://schemas.openxmlformats.org/markup-compatibility/2006" xmlns:mo="http://schemas.microsoft.com/office/mac/office/2008/main" xmlns:mv="urn:schemas-microsoft-com:mac:vml" xmlns:o="urn:schemas-microsoft-com:office:office" xmlns:r="http://schemas.openxmlformats.org/officeDocument/2006/relationships" xmlns:v="urn:schemas-microsoft-com:vml" xmlns:w10="urn:schemas-microsoft-com:office:word" xmlns:w14="http://schemas.microsoft.com/office/word/2010/wordml" xmlns:w="http://schemas.openxmlformats.org/wordprocessingml/2006/main" xmlns:wne="http://schemas.microsoft.com/office/word/2006/wordml" xmlns:wp14="http://schemas.microsoft.com/office/word/2010/wordprocessingDrawing" xmlns:wp="http://schemas.openxmlformats.org/drawingml/2006/wordprocessingDrawing" xmlns:wpc="http://schemas.microsoft.com/office/word/2010/wordprocessingCanvas" xmlns:wpg="http://schemas.microsoft.com/office/word/2010/wordprocessingGroup" xmlns:wpi="http://schemas.microsoft.com/office/word/2010/wordprocessingInk" xmlns:wps="http://schemas.microsoft.com/office/word/2010/wordprocessingShape" mc:Ignorable="w14 wp14">
+  <w:p>
+    <w:pPr>
+      <w:pStyle w:val="Header"/>
+    </w:pPr>
+  </w:p>
+</w:hdr>
+</file>
+
+<file path=word/header2.xml><?xml version="1.0" encoding="utf-8"?>
+<w:hdr xmlns:m="http://schemas.openxmlformats.org/officeDocument/2006/math" xmlns:mc="http://schemas.openxmlformats.org/markup-compatibility/2006" xmlns:mo="http://schemas.microsoft.com/office/mac/office/2008/main" xmlns:mv="urn:schemas-microsoft-com:mac:vml" xmlns:o="urn:schemas-microsoft-com:office:office" xmlns:r="http://schemas.openxmlformats.org/officeDocument/2006/relationships" xmlns:v="urn:schemas-microsoft-com:vml" xmlns:w10="urn:schemas-microsoft-com:office:word" xmlns:w14="http://schemas.microsoft.com/office/word/2010/wordml" xmlns:w="http://schemas.openxmlformats.org/wordprocessingml/2006/main" xmlns:wne="http://schemas.microsoft.com/office/word/2006/wordml" xmlns:wp14="http://schemas.microsoft.com/office/word/2010/wordprocessingDrawing" xmlns:wp="http://schemas.openxmlformats.org/drawingml/2006/wordprocessingDrawing" xmlns:wpc="http://schemas.microsoft.com/office/word/2010/wordprocessingCanvas" xmlns:wpg="http://schemas.microsoft.com/office/word/2010/wordprocessingGroup" xmlns:wpi="http://schemas.microsoft.com/office/word/2010/wordprocessingInk" xmlns:wps="http://schemas.microsoft.com/office/word/2010/wordprocessingShape" mc:Ignorable="w14 wp14">
+  <w:p>
+    <w:pPr>
+      <w:pStyle w:val="Header"/>
+    </w:pPr>
+  </w:p>
+</w:hdr>
 </file>
 
 <file path=word/numbering.xml><?xml version="1.0" encoding="utf-8"?>
